--- a/СОП_Ликвор.docx
+++ b/СОП_Ликвор.docx
@@ -907,6 +907,7 @@
       </w:tr>
     </w:tbl>
     <w:sectPr>
+      <w:headerReference w:type="default" r:id="rId9"/>
       <w:pgSz w:w="12240" w:h="15840"/>
       <w:pgMar w:top="1440" w:right="1800" w:bottom="1440" w:left="1800" w:header="720" w:footer="720" w:gutter="0"/>
       <w:cols w:space="720"/>
@@ -914,6 +915,16 @@
     </w:sectPr>
   </w:body>
 </w:document>
+</file>
+
+<file path=word/header1.xml><?xml version="1.0" encoding="utf-8"?>
+<w:hdr xmlns:m="http://schemas.openxmlformats.org/officeDocument/2006/math" xmlns:mc="http://schemas.openxmlformats.org/markup-compatibility/2006" xmlns:mo="http://schemas.microsoft.com/office/mac/office/2008/main" xmlns:mv="urn:schemas-microsoft-com:mac:vml" xmlns:o="urn:schemas-microsoft-com:office:office" xmlns:r="http://schemas.openxmlformats.org/officeDocument/2006/relationships" xmlns:v="urn:schemas-microsoft-com:vml" xmlns:w10="urn:schemas-microsoft-com:office:word" xmlns:w14="http://schemas.microsoft.com/office/word/2010/wordml" xmlns:w="http://schemas.openxmlformats.org/wordprocessingml/2006/main" xmlns:wne="http://schemas.microsoft.com/office/word/2006/wordml" xmlns:wp14="http://schemas.microsoft.com/office/word/2010/wordprocessingDrawing" xmlns:wp="http://schemas.openxmlformats.org/drawingml/2006/wordprocessingDrawing" xmlns:wpc="http://schemas.microsoft.com/office/word/2010/wordprocessingCanvas" xmlns:wpg="http://schemas.microsoft.com/office/word/2010/wordprocessingGroup" xmlns:wpi="http://schemas.microsoft.com/office/word/2010/wordprocessingInk" xmlns:wps="http://schemas.microsoft.com/office/word/2010/wordprocessingShape" mc:Ignorable="w14 wp14">
+  <w:p>
+    <w:pPr>
+      <w:pStyle w:val="Header"/>
+    </w:pPr>
+  </w:p>
+</w:hdr>
 </file>
 
 <file path=word/numbering.xml><?xml version="1.0" encoding="utf-8"?>

--- a/СОП_Ликвор.docx
+++ b/СОП_Ликвор.docx
@@ -921,8 +921,42 @@
 <w:hdr xmlns:m="http://schemas.openxmlformats.org/officeDocument/2006/math" xmlns:mc="http://schemas.openxmlformats.org/markup-compatibility/2006" xmlns:mo="http://schemas.microsoft.com/office/mac/office/2008/main" xmlns:mv="urn:schemas-microsoft-com:mac:vml" xmlns:o="urn:schemas-microsoft-com:office:office" xmlns:r="http://schemas.openxmlformats.org/officeDocument/2006/relationships" xmlns:v="urn:schemas-microsoft-com:vml" xmlns:w10="urn:schemas-microsoft-com:office:word" xmlns:w14="http://schemas.microsoft.com/office/word/2010/wordml" xmlns:w="http://schemas.openxmlformats.org/wordprocessingml/2006/main" xmlns:wne="http://schemas.microsoft.com/office/word/2006/wordml" xmlns:wp14="http://schemas.microsoft.com/office/word/2010/wordprocessingDrawing" xmlns:wp="http://schemas.openxmlformats.org/drawingml/2006/wordprocessingDrawing" xmlns:wpc="http://schemas.microsoft.com/office/word/2010/wordprocessingCanvas" xmlns:wpg="http://schemas.microsoft.com/office/word/2010/wordprocessingGroup" xmlns:wpi="http://schemas.microsoft.com/office/word/2010/wordprocessingInk" xmlns:wps="http://schemas.microsoft.com/office/word/2010/wordprocessingShape" mc:Ignorable="w14 wp14">
   <w:p>
     <w:pPr>
-      <w:pStyle w:val="Header"/>
-    </w:pPr>
+      <w:jc w:val="right"/>
+    </w:pPr>
+    <w:r>
+      <w:rPr>
+        <w:sz w:val="20"/>
+      </w:rPr>
+      <w:t xml:space="preserve">СТУ ХХХХ-2024 СОП Ликвор Страница </w:t>
+      <w:fldChar w:fldCharType="begin"/>
+      <w:instrText> PAGE </w:instrText>
+      <w:fldChar w:fldCharType="separate"/>
+    </w:r>
+    <w:r>
+      <w:rPr>
+        <w:sz w:val="20"/>
+      </w:rPr>
+      <w:t>1</w:t>
+      <w:fldChar w:fldCharType="end"/>
+    </w:r>
+    <w:r>
+      <w:rPr>
+        <w:sz w:val="20"/>
+      </w:rPr>
+      <w:t xml:space="preserve"> из </w:t>
+    </w:r>
+    <w:r>
+      <w:fldChar w:fldCharType="begin"/>
+      <w:instrText> NUMPAGES </w:instrText>
+      <w:fldChar w:fldCharType="separate"/>
+    </w:r>
+    <w:r>
+      <w:rPr>
+        <w:sz w:val="20"/>
+      </w:rPr>
+      <w:t>1</w:t>
+      <w:fldChar w:fldCharType="end"/>
+    </w:r>
   </w:p>
 </w:hdr>
 </file>

--- a/СОП_Ликвор.docx
+++ b/СОП_Ликвор.docx
@@ -907,6 +907,7 @@
       </w:tr>
     </w:tbl>
     <w:sectPr>
+      <w:titlePg w:val="1"/>
       <w:headerReference w:type="default" r:id="rId9"/>
       <w:pgSz w:w="12240" w:h="15840"/>
       <w:pgMar w:top="1440" w:right="1800" w:bottom="1440" w:left="1800" w:header="720" w:footer="720" w:gutter="0"/>

--- a/СОП_Ликвор.docx
+++ b/СОП_Ликвор.docx
@@ -9,53 +9,11 @@
       <w:r>
         <w:rPr>
           <w:b/>
-          <w:sz w:val="32"/>
+          <w:sz w:val="28"/>
         </w:rPr>
-        <w:t>СИСТЕМА МЕНЕДЖМЕНТА КАЧЕСТВА ГАУЗ «ООКЦХТ»</w:t>
-        <w:br/>
-        <w:br/>
+        <w:t>ГАУЗ «ООКЦХТ»</w:t>
       </w:r>
     </w:p>
-    <w:p>
-      <w:pPr>
-        <w:jc w:val="center"/>
-      </w:pPr>
-      <w:r>
-        <w:rPr>
-          <w:b/>
-        </w:rPr>
-        <w:t>Стандартная операционная процедура</w:t>
-        <w:br/>
-        <w:br/>
-      </w:r>
-    </w:p>
-    <w:p>
-      <w:pPr>
-        <w:jc w:val="center"/>
-      </w:pPr>
-      <w:r>
-        <w:t>Направление стандартизации: Лабораторная диагностика</w:t>
-        <w:br/>
-        <w:br/>
-      </w:r>
-    </w:p>
-    <w:p>
-      <w:pPr>
-        <w:jc w:val="center"/>
-      </w:pPr>
-      <w:r>
-        <w:rPr>
-          <w:b/>
-          <w:sz w:val="32"/>
-        </w:rPr>
-        <w:t>ПРИЕМ, РЕГИСТРАЦИЯ И ПОДГОТОВКА ЛИКВОРА К ИССЛЕДОВАНИЮ</w:t>
-        <w:br/>
-        <w:br/>
-      </w:r>
-    </w:p>
-    <w:p/>
-    <w:p/>
-    <w:p/>
     <w:p/>
     <w:p/>
     <w:p/>
@@ -66,7 +24,38 @@
         <w:jc w:val="center"/>
       </w:pPr>
       <w:r>
-        <w:t>г. Оренбург, 2026</w:t>
+        <w:rPr>
+          <w:b/>
+          <w:sz w:val="32"/>
+        </w:rPr>
+        <w:t>СТАНДАРТНАЯ ОПЕРАЦИОННАЯ ПРОЦЕДУРА</w:t>
+      </w:r>
+    </w:p>
+    <w:p/>
+    <w:p>
+      <w:pPr>
+        <w:jc w:val="center"/>
+      </w:pPr>
+      <w:r>
+        <w:rPr>
+          <w:b/>
+          <w:sz w:val="28"/>
+        </w:rPr>
+        <w:t>Исследование спинномозговой жидкости (ликвора)</w:t>
+      </w:r>
+    </w:p>
+    <w:p/>
+    <w:p/>
+    <w:p/>
+    <w:p>
+      <w:pPr>
+        <w:jc w:val="right"/>
+      </w:pPr>
+      <w:r>
+        <w:rPr>
+          <w:sz w:val="20"/>
+        </w:rPr>
+        <w:t>Код: СОП-КЛД-001</w:t>
       </w:r>
     </w:p>
     <w:p>
@@ -76,49 +65,149 @@
     </w:p>
     <w:p>
       <w:pPr>
-        <w:jc w:val="center"/>
+        <w:pStyle w:val="Heading1"/>
       </w:pPr>
       <w:r>
-        <w:rPr>
-          <w:b/>
-        </w:rPr>
-        <w:t>ЛИСТ СОГЛАСОВАНИЯ:</w:t>
-        <w:br/>
+        <w:t>ЛИСТ СОГЛАСОВАНИЯ</w:t>
       </w:r>
     </w:p>
-    <w:p>
-      <w:r>
-        <w:br/>
-        <w:t>Разработал:</w:t>
-      </w:r>
-    </w:p>
-    <w:p>
-      <w:r>
-        <w:t>Заведующий КДЛ _________________ / _________________/</w:t>
-      </w:r>
-    </w:p>
-    <w:p>
-      <w:r>
-        <w:br/>
-        <w:t>Проверил:</w:t>
-      </w:r>
-    </w:p>
-    <w:p>
-      <w:r>
-        <w:t>Ответственный за качество _________________ / _________________/</w:t>
-      </w:r>
-    </w:p>
-    <w:p>
-      <w:r>
-        <w:br/>
-        <w:t>Утвердил:</w:t>
-      </w:r>
-    </w:p>
-    <w:p>
-      <w:r>
-        <w:t>Главный врач ГАУЗ «ООКЦХТ» _________________ / _________________/</w:t>
-      </w:r>
-    </w:p>
+    <w:tbl>
+      <w:tblPr>
+        <w:tblStyle w:val="TableGrid"/>
+        <w:tblW w:type="auto" w:w="0"/>
+        <w:tblLook w:firstColumn="1" w:firstRow="1" w:lastColumn="0" w:lastRow="0" w:noHBand="0" w:noVBand="1" w:val="04A0"/>
+      </w:tblPr>
+      <w:tblGrid>
+        <w:gridCol w:w="2880"/>
+        <w:gridCol w:w="2880"/>
+        <w:gridCol w:w="2880"/>
+      </w:tblGrid>
+      <w:tr>
+        <w:tc>
+          <w:tcPr>
+            <w:tcW w:type="dxa" w:w="2880"/>
+          </w:tcPr>
+          <w:p>
+            <w:r>
+              <w:rPr>
+                <w:b/>
+              </w:rPr>
+              <w:t>Должность</w:t>
+            </w:r>
+          </w:p>
+        </w:tc>
+        <w:tc>
+          <w:tcPr>
+            <w:tcW w:type="dxa" w:w="2880"/>
+          </w:tcPr>
+          <w:p>
+            <w:r>
+              <w:rPr>
+                <w:b/>
+              </w:rPr>
+              <w:t>ФИО</w:t>
+            </w:r>
+          </w:p>
+        </w:tc>
+        <w:tc>
+          <w:tcPr>
+            <w:tcW w:type="dxa" w:w="2880"/>
+          </w:tcPr>
+          <w:p>
+            <w:r>
+              <w:rPr>
+                <w:b/>
+              </w:rPr>
+              <w:t>Подпись/Дата</w:t>
+            </w:r>
+          </w:p>
+        </w:tc>
+      </w:tr>
+      <w:tr>
+        <w:tc>
+          <w:tcPr>
+            <w:tcW w:type="dxa" w:w="2880"/>
+          </w:tcPr>
+          <w:p>
+            <w:r>
+              <w:t>Разработал:</w:t>
+            </w:r>
+          </w:p>
+        </w:tc>
+        <w:tc>
+          <w:tcPr>
+            <w:tcW w:type="dxa" w:w="2880"/>
+          </w:tcPr>
+          <w:p>
+            <w:r>
+              <w:t>Зав. лабораторией</w:t>
+            </w:r>
+          </w:p>
+        </w:tc>
+        <w:tc>
+          <w:tcPr>
+            <w:tcW w:type="dxa" w:w="2880"/>
+          </w:tcPr>
+          <w:p/>
+        </w:tc>
+      </w:tr>
+      <w:tr>
+        <w:tc>
+          <w:tcPr>
+            <w:tcW w:type="dxa" w:w="2880"/>
+          </w:tcPr>
+          <w:p>
+            <w:r>
+              <w:t>Проверил:</w:t>
+            </w:r>
+          </w:p>
+        </w:tc>
+        <w:tc>
+          <w:tcPr>
+            <w:tcW w:type="dxa" w:w="2880"/>
+          </w:tcPr>
+          <w:p>
+            <w:r>
+              <w:t>Главный врач</w:t>
+            </w:r>
+          </w:p>
+        </w:tc>
+        <w:tc>
+          <w:tcPr>
+            <w:tcW w:type="dxa" w:w="2880"/>
+          </w:tcPr>
+          <w:p/>
+        </w:tc>
+      </w:tr>
+      <w:tr>
+        <w:tc>
+          <w:tcPr>
+            <w:tcW w:type="dxa" w:w="2880"/>
+          </w:tcPr>
+          <w:p>
+            <w:r>
+              <w:t>Утвердил:</w:t>
+            </w:r>
+          </w:p>
+        </w:tc>
+        <w:tc>
+          <w:tcPr>
+            <w:tcW w:type="dxa" w:w="2880"/>
+          </w:tcPr>
+          <w:p>
+            <w:r>
+              <w:t>Директор</w:t>
+            </w:r>
+          </w:p>
+        </w:tc>
+        <w:tc>
+          <w:tcPr>
+            <w:tcW w:type="dxa" w:w="2880"/>
+          </w:tcPr>
+          <w:p/>
+        </w:tc>
+      </w:tr>
+    </w:tbl>
     <w:p>
       <w:r>
         <w:br w:type="page"/>
@@ -126,14 +215,10 @@
     </w:p>
     <w:p>
       <w:pPr>
-        <w:jc w:val="center"/>
+        <w:pStyle w:val="Heading1"/>
       </w:pPr>
       <w:r>
-        <w:rPr>
-          <w:b/>
-        </w:rPr>
         <w:t>ОГЛАВЛЕНИЕ</w:t>
-        <w:br/>
       </w:r>
     </w:p>
     <w:p>
@@ -163,32 +248,37 @@
     </w:p>
     <w:p>
       <w:r>
-        <w:t>5.1. Требования безопасности</w:t>
+        <w:t xml:space="preserve">   5.1. Требования безопасности</w:t>
       </w:r>
     </w:p>
     <w:p>
       <w:r>
-        <w:t>5.2. Требования к персоналу</w:t>
+        <w:t xml:space="preserve">   5.2. Требования к персоналу</w:t>
       </w:r>
     </w:p>
     <w:p>
       <w:r>
-        <w:t>5.3. Требования к помещению и оборудованию</w:t>
+        <w:t xml:space="preserve">   5.3. Требования к помещению и оборудованию</w:t>
       </w:r>
     </w:p>
     <w:p>
       <w:r>
-        <w:t>5.4. Процедура выполнения работ</w:t>
+        <w:t xml:space="preserve">   5.4. Преаналитический этап</w:t>
       </w:r>
     </w:p>
     <w:p>
       <w:r>
-        <w:t>5.5. Оформление и регистрация результатов</w:t>
+        <w:t xml:space="preserve">   5.5. Аналитический этап</w:t>
       </w:r>
     </w:p>
     <w:p>
       <w:r>
-        <w:t>5.6. Контроль качества</w:t>
+        <w:t xml:space="preserve">   5.6. Постаналитический этап</w:t>
+      </w:r>
+    </w:p>
+    <w:p>
+      <w:r>
+        <w:t xml:space="preserve">   5.7. Контроль качества</w:t>
       </w:r>
     </w:p>
     <w:p>
@@ -208,55 +298,71 @@
     </w:p>
     <w:p>
       <w:pPr>
-        <w:jc w:val="center"/>
+        <w:pStyle w:val="Heading1"/>
       </w:pPr>
       <w:r>
-        <w:rPr>
-          <w:b/>
-        </w:rPr>
         <w:t>1. ОБЛАСТЬ ПРИМЕНЕНИЯ</w:t>
-        <w:br/>
       </w:r>
     </w:p>
     <w:p>
       <w:r>
-        <w:t>Настоящая СОП распространяется на процедуру преаналитического этапа исследования спинномозговой жидкости (ликвора) в КДЛ ГАУЗ «ООКЦХТ».</w:t>
-      </w:r>
-    </w:p>
-    <w:p>
-      <w:r>
-        <w:t>Область применения включает: прием, регистрацию, оценку пригодности, центрифугирование, хранение и транспортировку.</w:t>
+        <w:t>Настоящая СОП распространяется на процедуру приема, регистрации, доставки и исследования биологического материала (спинномозговая жидкость) в лаборатории ГАУЗ «ООКЦХТ».</w:t>
       </w:r>
     </w:p>
     <w:p>
       <w:pPr>
-        <w:jc w:val="center"/>
+        <w:pStyle w:val="Heading1"/>
       </w:pPr>
       <w:r>
-        <w:rPr>
-          <w:b/>
-        </w:rPr>
-        <w:br/>
         <w:t>2. НОРМАТИВНЫЕ ССЫЛКИ</w:t>
-        <w:br/>
-      </w:r>
-    </w:p>
-    <w:p>
-      <w:r>
-        <w:t>ГОСТ ISO 15189-2015, ГОСТ Р 53434-2009, МУ 4.2.2039-05, СанПиН 1.2.3685-21, СП 1.3.3686-21, Приказ Минздрава РФ № 203н.</w:t>
       </w:r>
     </w:p>
     <w:p>
       <w:pPr>
-        <w:jc w:val="center"/>
+        <w:pStyle w:val="ListBullet"/>
       </w:pPr>
       <w:r>
-        <w:rPr>
-          <w:b/>
-        </w:rPr>
-        <w:br/>
+        <w:t>ГОСТ ISO 15189-2015 «Лаборатории медицинские. Частные требования к качеству и компетентности»</w:t>
+      </w:r>
+    </w:p>
+    <w:p>
+      <w:pPr>
+        <w:pStyle w:val="ListBullet"/>
+      </w:pPr>
+      <w:r>
+        <w:t>ГОСТ Р 53434-2009 «Принципы надлежащей лабораторной практики»</w:t>
+      </w:r>
+    </w:p>
+    <w:p>
+      <w:pPr>
+        <w:pStyle w:val="ListBullet"/>
+      </w:pPr>
+      <w:r>
+        <w:t>СанПиН 1.3.3686-21 «Санитарно-эпидемиологические требования при работе с микроорганизмами»</w:t>
+      </w:r>
+    </w:p>
+    <w:p>
+      <w:pPr>
+        <w:pStyle w:val="ListBullet"/>
+      </w:pPr>
+      <w:r>
+        <w:t>СП 1.3.3118-13 «Безопасность работы с микроорганизмами I-II групп патогенности»</w:t>
+      </w:r>
+    </w:p>
+    <w:p>
+      <w:pPr>
+        <w:pStyle w:val="ListBullet"/>
+      </w:pPr>
+      <w:r>
+        <w:t>Приказ Минздрава РФ № 203н «Об утверждении критериев оценки качества медицинской помощи»</w:t>
+      </w:r>
+    </w:p>
+    <w:p>
+      <w:pPr>
+        <w:pStyle w:val="Heading1"/>
+      </w:pPr>
+      <w:r>
         <w:t>3. ТЕРМИНЫ И ОПРЕДЕЛЕНИЯ</w:t>
-        <w:br/>
       </w:r>
     </w:p>
     <w:p>
@@ -264,10 +370,10 @@
         <w:rPr>
           <w:b/>
         </w:rPr>
-        <w:t xml:space="preserve">Биологический материал: </w:t>
+        <w:t>Биоматериал</w:t>
       </w:r>
       <w:r>
-        <w:t>спинномозговой жидкости (ликвора)</w:t>
+        <w:t xml:space="preserve"> – спинномозговая жидкость, полученный от пациента для исследования.</w:t>
       </w:r>
     </w:p>
     <w:p>
@@ -275,10 +381,10 @@
         <w:rPr>
           <w:b/>
         </w:rPr>
-        <w:t xml:space="preserve">Преаналитический этап: </w:t>
+        <w:t>Преаналитический этап</w:t>
       </w:r>
       <w:r>
-        <w:t>Этап от взятия до начала анализа</w:t>
+        <w:t xml:space="preserve"> – Все процессы от назначения анализа до доставки пробы в лабораторию.</w:t>
       </w:r>
     </w:p>
     <w:p>
@@ -286,46 +392,10 @@
         <w:rPr>
           <w:b/>
         </w:rPr>
-        <w:t xml:space="preserve">Ликвор: </w:t>
+        <w:t>Аналитический этап</w:t>
       </w:r>
       <w:r>
-        <w:t>Спинномозговая жидкость</w:t>
-      </w:r>
-    </w:p>
-    <w:p>
-      <w:pPr>
-        <w:jc w:val="center"/>
-      </w:pPr>
-      <w:r>
-        <w:rPr>
-          <w:b/>
-        </w:rPr>
-        <w:br/>
-        <w:t>4. ОБОЗНАЧЕНИЯ И СОКРАЩЕНИЯ</w:t>
-        <w:br/>
-      </w:r>
-    </w:p>
-    <w:p>
-      <w:r>
-        <w:t>СОП, КДЛ, ГАУЗ «ООКЦХТ», ИС, СИЗ</w:t>
-      </w:r>
-    </w:p>
-    <w:p>
-      <w:r>
-        <w:t>СМЖ – спинномозговая жидкость</w:t>
-      </w:r>
-    </w:p>
-    <w:p>
-      <w:pPr>
-        <w:jc w:val="center"/>
-      </w:pPr>
-      <w:r>
-        <w:rPr>
-          <w:b/>
-        </w:rPr>
-        <w:br/>
-        <w:t>5. ОСНОВНЫЕ НОРМАТИВНЫЕ ПОЛОЖЕНИЯ</w:t>
-        <w:br/>
+        <w:t xml:space="preserve"> – Непосредственное выполнение исследования на анализаторе/микроскопе.</w:t>
       </w:r>
     </w:p>
     <w:p>
@@ -333,392 +403,176 @@
         <w:rPr>
           <w:b/>
         </w:rPr>
-        <w:t>5.1. Требования безопасности</w:t>
-        <w:br/>
+        <w:t>Постаналитический этап</w:t>
+      </w:r>
+      <w:r>
+        <w:t xml:space="preserve"> – Интерпретация, оформление и выдача результатов.</w:t>
+      </w:r>
+    </w:p>
+    <w:p>
+      <w:pPr>
+        <w:pStyle w:val="Heading1"/>
+      </w:pPr>
+      <w:r>
+        <w:t>4. ОБОЗНАЧЕНИЯ И СОКРАЩЕНИЯ</w:t>
       </w:r>
     </w:p>
     <w:p>
       <w:r>
-        <w:t>Работа в спецодежде, использование СИЗ, дезинфекция поверхностей.</w:t>
+        <w:t>СОП – Стандартная операционная процедура</w:t>
       </w:r>
     </w:p>
     <w:p>
       <w:r>
-        <w:rPr>
-          <w:b/>
-        </w:rPr>
-        <w:t>5.2. Требования к персоналу</w:t>
-        <w:br/>
+        <w:t>ГАУЗ «ООКЦХТ» – Государственное автономное учреждение здравоохранения «Областной онкологический клинический центр хирургии и травматологии»</w:t>
       </w:r>
     </w:p>
     <w:p>
       <w:r>
-        <w:t>Допускаются сотрудники с образованием, прошедшие инструктаж и ознакомленные с СОП.</w:t>
+        <w:t>ПК – Персональный компьютер</w:t>
+      </w:r>
+    </w:p>
+    <w:p>
+      <w:pPr>
+        <w:pStyle w:val="Heading1"/>
+      </w:pPr>
+      <w:r>
+        <w:t>5. ОСНОВНЫЕ НОРМАТИВНЫЕ ПОЛОЖЕНИЯ</w:t>
+      </w:r>
+    </w:p>
+    <w:p>
+      <w:pPr>
+        <w:pStyle w:val="Heading2"/>
+      </w:pPr>
+      <w:r>
+        <w:t>5.1. Требования безопасности</w:t>
       </w:r>
     </w:p>
     <w:p>
       <w:r>
-        <w:rPr>
-          <w:b/>
-        </w:rPr>
-        <w:t>5.3. Требования к помещению</w:t>
-        <w:br/>
+        <w:t>Работа с биоматериалом проводится в условиях, исключающих контаминацию. Персонал использует СИЗ (халат, перчатки, маска, очки). Все манипуляции проводятся в боксе безопасности II класса защиты.</w:t>
+      </w:r>
+    </w:p>
+    <w:p>
+      <w:pPr>
+        <w:pStyle w:val="Heading2"/>
+      </w:pPr>
+      <w:r>
+        <w:t>5.2. Требования к персоналу</w:t>
       </w:r>
     </w:p>
     <w:p>
       <w:r>
-        <w:t>Температура 18-22°С, влажность 40-60%, наличие холодильников, центрифуг.</w:t>
+        <w:t>К работе допускаются специалисты с высшим или средним медицинским образованием, прошедшие обучение по данной СОП и инструктаж по технике безопасности.</w:t>
+      </w:r>
+    </w:p>
+    <w:p>
+      <w:pPr>
+        <w:pStyle w:val="Heading2"/>
+      </w:pPr>
+      <w:r>
+        <w:t>5.3. Требования к помещению и оборудованию</w:t>
       </w:r>
     </w:p>
     <w:p>
       <w:r>
-        <w:rPr>
-          <w:b/>
-        </w:rPr>
-        <w:t>5.4. Процедура</w:t>
-        <w:br/>
+        <w:t>Лаборатория должна быть оснащена микроскопами, центрифугами, анализаторами (при наличии), холодильным оборудованием. Температура в помещении 18-23°C.</w:t>
+      </w:r>
+    </w:p>
+    <w:p>
+      <w:pPr>
+        <w:pStyle w:val="Heading2"/>
+      </w:pPr>
+      <w:r>
+        <w:t>5.4. Преаналитический этап</w:t>
       </w:r>
     </w:p>
     <w:p>
       <w:r>
-        <w:t>5.4.1. Прием: проверка целостности, сверка данных, оценка объема и вида, регистрация в ИС.</w:t>
+        <w:t>1. Забор спинномозговая жидкость: осуществляется врачом строго по инструкции (люмбальная пункция / торакоцентез) в стерильную пробирку.</w:t>
+        <w:br/>
+        <w:t>2. Маркировка: ФИО пациента, дата рождения, дата и время забора, тип материала.</w:t>
+        <w:br/>
+        <w:t>3. Транспортировка: доставляется в лабораторию в течение 1 часа в термоконтейнере при температуре +2...+8°C (или комнатной, если требуется нативный анализ).</w:t>
+        <w:br/>
+        <w:t>4. Регистрация: внесение данных в журнал или ЛИС, присвоение штрих-кода.</w:t>
+      </w:r>
+    </w:p>
+    <w:p>
+      <w:pPr>
+        <w:pStyle w:val="Heading2"/>
+      </w:pPr>
+      <w:r>
+        <w:t>5.5. Аналитический этап</w:t>
       </w:r>
     </w:p>
     <w:p>
       <w:r>
-        <w:t>5.4.2. Критерии: правильное оформление, температурный режим, достаточный объем.</w:t>
+        <w:t>1. Макроскопия: оценка цвета, прозрачности, наличия хлопьев, крови.</w:t>
+        <w:br/>
+        <w:t>2. Цитология: приготовление мазков, окраска по Романовскому-Гимзе/Папаниколау, микроскопия.</w:t>
+        <w:br/>
+        <w:t>3. Биохимия/Иммунология: проведение тестов на анализаторе согласно инструкциям производителя.</w:t>
+        <w:br/>
+        <w:t>4. Микробиология: посев на питательные среды при подозрении на инфекцию.</w:t>
+      </w:r>
+    </w:p>
+    <w:p>
+      <w:pPr>
+        <w:pStyle w:val="Heading2"/>
+      </w:pPr>
+      <w:r>
+        <w:t>5.6. Постаналитический этап</w:t>
       </w:r>
     </w:p>
     <w:p>
       <w:r>
-        <w:t>Ликвор доставляется немедленно.</w:t>
+        <w:t>1. Верификация результатов врачом КЛД.</w:t>
+        <w:br/>
+        <w:t>2. Внесение результатов в бланк/ЛИС.</w:t>
+        <w:br/>
+        <w:t>3. Выдача результата лечащему врачу или пациенту.</w:t>
+        <w:br/>
+        <w:t>4. Утилизация биоматериала после исследования.</w:t>
+      </w:r>
+    </w:p>
+    <w:p>
+      <w:pPr>
+        <w:pStyle w:val="Heading2"/>
+      </w:pPr>
+      <w:r>
+        <w:t>5.7. Контроль качества</w:t>
       </w:r>
     </w:p>
     <w:p>
       <w:r>
-        <w:t>5.4.3. Подготовка: перемешивание, центрифугирование 1500-2000 об/мин 10 мин.</w:t>
+        <w:t>Ежедневный контроль качества оборудования, использование контрольных материалов, участие в системе внешней оценки качества (ФСВОК).</w:t>
+      </w:r>
+    </w:p>
+    <w:p>
+      <w:pPr>
+        <w:pStyle w:val="Heading1"/>
+      </w:pPr>
+      <w:r>
+        <w:t>6. ПРИЛОЖЕНИЯ</w:t>
       </w:r>
     </w:p>
     <w:p>
       <w:r>
-        <w:t>5.4.4. Хранение: 2-8°С не более 24 часов.</w:t>
+        <w:t>Приложение А. Форма журнала регистрации образцов.</w:t>
       </w:r>
     </w:p>
     <w:p>
       <w:r>
-        <w:rPr>
-          <w:b/>
-        </w:rPr>
-        <w:t>5.5. Результаты</w:t>
-        <w:br/>
-      </w:r>
-    </w:p>
-    <w:p>
-      <w:r>
-        <w:t>Регистрация в ИС, передача врачу.</w:t>
-      </w:r>
-    </w:p>
-    <w:p>
-      <w:r>
-        <w:rPr>
-          <w:b/>
-        </w:rPr>
-        <w:t>5.6. Контроль качества</w:t>
-        <w:br/>
-      </w:r>
-    </w:p>
-    <w:p>
-      <w:r>
-        <w:t>Мониторинг оборудования, участие в ФСВОК.</w:t>
+        <w:t>Приложение Б. Форма бланка результата исследования.</w:t>
       </w:r>
     </w:p>
     <w:p>
       <w:pPr>
-        <w:jc w:val="center"/>
+        <w:pStyle w:val="Heading1"/>
       </w:pPr>
       <w:r>
-        <w:rPr>
-          <w:b/>
-        </w:rPr>
-        <w:br/>
-        <w:t>6. ПРИЛОЖЕНИЯ</w:t>
-        <w:br/>
-      </w:r>
-    </w:p>
-    <w:p>
-      <w:r>
-        <w:t>Приложение А. Журнал регистрации</w:t>
-      </w:r>
-    </w:p>
-    <w:p>
-      <w:r>
-        <w:t>Приложение Б. Критерии отбраковки</w:t>
-      </w:r>
-    </w:p>
-    <w:p>
-      <w:r>
-        <w:br w:type="page"/>
-      </w:r>
-    </w:p>
-    <w:p>
-      <w:pPr>
-        <w:jc w:val="center"/>
-      </w:pPr>
-      <w:r>
-        <w:rPr>
-          <w:b/>
-        </w:rPr>
         <w:t>7. ЛИСТ РЕГИСТРАЦИИ ИЗМЕНЕНИЙ</w:t>
-        <w:br/>
-      </w:r>
-    </w:p>
-    <w:tbl>
-      <w:tblPr>
-        <w:tblStyle w:val="TableGrid"/>
-        <w:tblW w:type="auto" w:w="0"/>
-        <w:tblLook w:firstColumn="1" w:firstRow="1" w:lastColumn="0" w:lastRow="0" w:noHBand="0" w:noVBand="1" w:val="04A0"/>
-      </w:tblPr>
-      <w:tblGrid>
-        <w:gridCol w:w="1728"/>
-        <w:gridCol w:w="1728"/>
-        <w:gridCol w:w="1728"/>
-        <w:gridCol w:w="1728"/>
-        <w:gridCol w:w="1728"/>
-      </w:tblGrid>
-      <w:tr>
-        <w:tc>
-          <w:tcPr>
-            <w:tcW w:type="dxa" w:w="1728"/>
-          </w:tcPr>
-          <w:p>
-            <w:r>
-              <w:t>№ версии</w:t>
-            </w:r>
-          </w:p>
-        </w:tc>
-        <w:tc>
-          <w:tcPr>
-            <w:tcW w:type="dxa" w:w="1728"/>
-          </w:tcPr>
-          <w:p>
-            <w:r>
-              <w:t>Дата</w:t>
-            </w:r>
-          </w:p>
-        </w:tc>
-        <w:tc>
-          <w:tcPr>
-            <w:tcW w:type="dxa" w:w="1728"/>
-          </w:tcPr>
-          <w:p>
-            <w:r>
-              <w:t>Основание</w:t>
-            </w:r>
-          </w:p>
-        </w:tc>
-        <w:tc>
-          <w:tcPr>
-            <w:tcW w:type="dxa" w:w="1728"/>
-          </w:tcPr>
-          <w:p>
-            <w:r>
-              <w:t>Содержание</w:t>
-            </w:r>
-          </w:p>
-        </w:tc>
-        <w:tc>
-          <w:tcPr>
-            <w:tcW w:type="dxa" w:w="1728"/>
-          </w:tcPr>
-          <w:p>
-            <w:r>
-              <w:t>Ответственный</w:t>
-            </w:r>
-          </w:p>
-        </w:tc>
-      </w:tr>
-      <w:tr>
-        <w:tc>
-          <w:tcPr>
-            <w:tcW w:type="dxa" w:w="1728"/>
-          </w:tcPr>
-          <w:p/>
-        </w:tc>
-        <w:tc>
-          <w:tcPr>
-            <w:tcW w:type="dxa" w:w="1728"/>
-          </w:tcPr>
-          <w:p/>
-        </w:tc>
-        <w:tc>
-          <w:tcPr>
-            <w:tcW w:type="dxa" w:w="1728"/>
-          </w:tcPr>
-          <w:p/>
-        </w:tc>
-        <w:tc>
-          <w:tcPr>
-            <w:tcW w:type="dxa" w:w="1728"/>
-          </w:tcPr>
-          <w:p/>
-        </w:tc>
-        <w:tc>
-          <w:tcPr>
-            <w:tcW w:type="dxa" w:w="1728"/>
-          </w:tcPr>
-          <w:p/>
-        </w:tc>
-      </w:tr>
-      <w:tr>
-        <w:tc>
-          <w:tcPr>
-            <w:tcW w:type="dxa" w:w="1728"/>
-          </w:tcPr>
-          <w:p/>
-        </w:tc>
-        <w:tc>
-          <w:tcPr>
-            <w:tcW w:type="dxa" w:w="1728"/>
-          </w:tcPr>
-          <w:p/>
-        </w:tc>
-        <w:tc>
-          <w:tcPr>
-            <w:tcW w:type="dxa" w:w="1728"/>
-          </w:tcPr>
-          <w:p/>
-        </w:tc>
-        <w:tc>
-          <w:tcPr>
-            <w:tcW w:type="dxa" w:w="1728"/>
-          </w:tcPr>
-          <w:p/>
-        </w:tc>
-        <w:tc>
-          <w:tcPr>
-            <w:tcW w:type="dxa" w:w="1728"/>
-          </w:tcPr>
-          <w:p/>
-        </w:tc>
-      </w:tr>
-      <w:tr>
-        <w:tc>
-          <w:tcPr>
-            <w:tcW w:type="dxa" w:w="1728"/>
-          </w:tcPr>
-          <w:p/>
-        </w:tc>
-        <w:tc>
-          <w:tcPr>
-            <w:tcW w:type="dxa" w:w="1728"/>
-          </w:tcPr>
-          <w:p/>
-        </w:tc>
-        <w:tc>
-          <w:tcPr>
-            <w:tcW w:type="dxa" w:w="1728"/>
-          </w:tcPr>
-          <w:p/>
-        </w:tc>
-        <w:tc>
-          <w:tcPr>
-            <w:tcW w:type="dxa" w:w="1728"/>
-          </w:tcPr>
-          <w:p/>
-        </w:tc>
-        <w:tc>
-          <w:tcPr>
-            <w:tcW w:type="dxa" w:w="1728"/>
-          </w:tcPr>
-          <w:p/>
-        </w:tc>
-      </w:tr>
-      <w:tr>
-        <w:tc>
-          <w:tcPr>
-            <w:tcW w:type="dxa" w:w="1728"/>
-          </w:tcPr>
-          <w:p/>
-        </w:tc>
-        <w:tc>
-          <w:tcPr>
-            <w:tcW w:type="dxa" w:w="1728"/>
-          </w:tcPr>
-          <w:p/>
-        </w:tc>
-        <w:tc>
-          <w:tcPr>
-            <w:tcW w:type="dxa" w:w="1728"/>
-          </w:tcPr>
-          <w:p/>
-        </w:tc>
-        <w:tc>
-          <w:tcPr>
-            <w:tcW w:type="dxa" w:w="1728"/>
-          </w:tcPr>
-          <w:p/>
-        </w:tc>
-        <w:tc>
-          <w:tcPr>
-            <w:tcW w:type="dxa" w:w="1728"/>
-          </w:tcPr>
-          <w:p/>
-        </w:tc>
-      </w:tr>
-      <w:tr>
-        <w:tc>
-          <w:tcPr>
-            <w:tcW w:type="dxa" w:w="1728"/>
-          </w:tcPr>
-          <w:p/>
-        </w:tc>
-        <w:tc>
-          <w:tcPr>
-            <w:tcW w:type="dxa" w:w="1728"/>
-          </w:tcPr>
-          <w:p/>
-        </w:tc>
-        <w:tc>
-          <w:tcPr>
-            <w:tcW w:type="dxa" w:w="1728"/>
-          </w:tcPr>
-          <w:p/>
-        </w:tc>
-        <w:tc>
-          <w:tcPr>
-            <w:tcW w:type="dxa" w:w="1728"/>
-          </w:tcPr>
-          <w:p/>
-        </w:tc>
-        <w:tc>
-          <w:tcPr>
-            <w:tcW w:type="dxa" w:w="1728"/>
-          </w:tcPr>
-          <w:p/>
-        </w:tc>
-      </w:tr>
-    </w:tbl>
-    <w:p>
-      <w:r>
-        <w:br w:type="page"/>
-      </w:r>
-    </w:p>
-    <w:p>
-      <w:pPr>
-        <w:jc w:val="center"/>
-      </w:pPr>
-      <w:r>
-        <w:rPr>
-          <w:b/>
-        </w:rPr>
-        <w:t>ЛИСТ ОЗНАКОМЛЕНИЯ</w:t>
-        <w:br/>
-      </w:r>
-    </w:p>
-    <w:p>
-      <w:r>
-        <w:br/>
-        <w:t>Клинико-диагностическая лаборатория</w:t>
       </w:r>
     </w:p>
     <w:tbl>
@@ -740,7 +594,10 @@
           </w:tcPr>
           <w:p>
             <w:r>
-              <w:t>№</w:t>
+              <w:rPr>
+                <w:b/>
+              </w:rPr>
+              <w:t>Версия</w:t>
             </w:r>
           </w:p>
         </w:tc>
@@ -750,7 +607,10 @@
           </w:tcPr>
           <w:p>
             <w:r>
-              <w:t>ФИО</w:t>
+              <w:rPr>
+                <w:b/>
+              </w:rPr>
+              <w:t>Дата введения</w:t>
             </w:r>
           </w:p>
         </w:tc>
@@ -760,7 +620,10 @@
           </w:tcPr>
           <w:p>
             <w:r>
-              <w:t>Должность</w:t>
+              <w:rPr>
+                <w:b/>
+              </w:rPr>
+              <w:t>Основание изменения</w:t>
             </w:r>
           </w:p>
         </w:tc>
@@ -770,7 +633,10 @@
           </w:tcPr>
           <w:p>
             <w:r>
-              <w:t>Дата</w:t>
+              <w:rPr>
+                <w:b/>
+              </w:rPr>
+              <w:t>Ответственный</w:t>
             </w:r>
           </w:p>
         </w:tc>
@@ -780,117 +646,21 @@
           <w:tcPr>
             <w:tcW w:type="dxa" w:w="2160"/>
           </w:tcPr>
-          <w:p/>
+          <w:p>
+            <w:r>
+              <w:t>1.0</w:t>
+            </w:r>
+          </w:p>
         </w:tc>
         <w:tc>
           <w:tcPr>
             <w:tcW w:type="dxa" w:w="2160"/>
           </w:tcPr>
-          <w:p/>
-        </w:tc>
-        <w:tc>
-          <w:tcPr>
-            <w:tcW w:type="dxa" w:w="2160"/>
-          </w:tcPr>
-          <w:p/>
-        </w:tc>
-        <w:tc>
-          <w:tcPr>
-            <w:tcW w:type="dxa" w:w="2160"/>
-          </w:tcPr>
-          <w:p/>
-        </w:tc>
-      </w:tr>
-      <w:tr>
-        <w:tc>
-          <w:tcPr>
-            <w:tcW w:type="dxa" w:w="2160"/>
-          </w:tcPr>
-          <w:p/>
-        </w:tc>
-        <w:tc>
-          <w:tcPr>
-            <w:tcW w:type="dxa" w:w="2160"/>
-          </w:tcPr>
-          <w:p/>
-        </w:tc>
-        <w:tc>
-          <w:tcPr>
-            <w:tcW w:type="dxa" w:w="2160"/>
-          </w:tcPr>
-          <w:p/>
-        </w:tc>
-        <w:tc>
-          <w:tcPr>
-            <w:tcW w:type="dxa" w:w="2160"/>
-          </w:tcPr>
-          <w:p/>
-        </w:tc>
-      </w:tr>
-      <w:tr>
-        <w:tc>
-          <w:tcPr>
-            <w:tcW w:type="dxa" w:w="2160"/>
-          </w:tcPr>
-          <w:p/>
-        </w:tc>
-        <w:tc>
-          <w:tcPr>
-            <w:tcW w:type="dxa" w:w="2160"/>
-          </w:tcPr>
-          <w:p/>
-        </w:tc>
-        <w:tc>
-          <w:tcPr>
-            <w:tcW w:type="dxa" w:w="2160"/>
-          </w:tcPr>
-          <w:p/>
-        </w:tc>
-        <w:tc>
-          <w:tcPr>
-            <w:tcW w:type="dxa" w:w="2160"/>
-          </w:tcPr>
-          <w:p/>
-        </w:tc>
-      </w:tr>
-      <w:tr>
-        <w:tc>
-          <w:tcPr>
-            <w:tcW w:type="dxa" w:w="2160"/>
-          </w:tcPr>
-          <w:p/>
-        </w:tc>
-        <w:tc>
-          <w:tcPr>
-            <w:tcW w:type="dxa" w:w="2160"/>
-          </w:tcPr>
-          <w:p/>
-        </w:tc>
-        <w:tc>
-          <w:tcPr>
-            <w:tcW w:type="dxa" w:w="2160"/>
-          </w:tcPr>
-          <w:p/>
-        </w:tc>
-        <w:tc>
-          <w:tcPr>
-            <w:tcW w:type="dxa" w:w="2160"/>
-          </w:tcPr>
-          <w:p/>
-        </w:tc>
-      </w:tr>
-      <w:tr>
-        <w:tc>
-          <w:tcPr>
-            <w:tcW w:type="dxa" w:w="2160"/>
-          </w:tcPr>
-          <w:p/>
-        </w:tc>
-        <w:tc>
-          <w:tcPr>
-            <w:tcW w:type="dxa" w:w="2160"/>
-          </w:tcPr>
-          <w:p/>
+          <w:p>
+            <w:r>
+              <w:t>2024</w:t>
+            </w:r>
+          </w:p>
         </w:tc>
         <w:tc>
           <w:tcPr>
@@ -906,9 +676,173 @@
         </w:tc>
       </w:tr>
     </w:tbl>
+    <w:p>
+      <w:r>
+        <w:br w:type="page"/>
+      </w:r>
+    </w:p>
+    <w:p>
+      <w:pPr>
+        <w:pStyle w:val="Heading1"/>
+      </w:pPr>
+      <w:r>
+        <w:t>ЛИСТ ОЗНАКОМЛЕНИЯ</w:t>
+      </w:r>
+    </w:p>
+    <w:tbl>
+      <w:tblPr>
+        <w:tblStyle w:val="TableGrid"/>
+        <w:tblW w:type="auto" w:w="0"/>
+        <w:tblLook w:firstColumn="1" w:firstRow="1" w:lastColumn="0" w:lastRow="0" w:noHBand="0" w:noVBand="1" w:val="04A0"/>
+      </w:tblPr>
+      <w:tblGrid>
+        <w:gridCol w:w="2880"/>
+        <w:gridCol w:w="2880"/>
+        <w:gridCol w:w="2880"/>
+      </w:tblGrid>
+      <w:tr>
+        <w:tc>
+          <w:tcPr>
+            <w:tcW w:type="dxa" w:w="2880"/>
+          </w:tcPr>
+          <w:p>
+            <w:r>
+              <w:rPr>
+                <w:b/>
+              </w:rPr>
+              <w:t>ФИО сотрудника</w:t>
+            </w:r>
+          </w:p>
+        </w:tc>
+        <w:tc>
+          <w:tcPr>
+            <w:tcW w:type="dxa" w:w="2880"/>
+          </w:tcPr>
+          <w:p>
+            <w:r>
+              <w:rPr>
+                <w:b/>
+              </w:rPr>
+              <w:t>Должность</w:t>
+            </w:r>
+          </w:p>
+        </w:tc>
+        <w:tc>
+          <w:tcPr>
+            <w:tcW w:type="dxa" w:w="2880"/>
+          </w:tcPr>
+          <w:p>
+            <w:r>
+              <w:rPr>
+                <w:b/>
+              </w:rPr>
+              <w:t>Дата и подпись</w:t>
+            </w:r>
+          </w:p>
+        </w:tc>
+      </w:tr>
+      <w:tr>
+        <w:tc>
+          <w:tcPr>
+            <w:tcW w:type="dxa" w:w="2880"/>
+          </w:tcPr>
+          <w:p/>
+        </w:tc>
+        <w:tc>
+          <w:tcPr>
+            <w:tcW w:type="dxa" w:w="2880"/>
+          </w:tcPr>
+          <w:p/>
+        </w:tc>
+        <w:tc>
+          <w:tcPr>
+            <w:tcW w:type="dxa" w:w="2880"/>
+          </w:tcPr>
+          <w:p/>
+        </w:tc>
+      </w:tr>
+      <w:tr>
+        <w:tc>
+          <w:tcPr>
+            <w:tcW w:type="dxa" w:w="2880"/>
+          </w:tcPr>
+          <w:p/>
+        </w:tc>
+        <w:tc>
+          <w:tcPr>
+            <w:tcW w:type="dxa" w:w="2880"/>
+          </w:tcPr>
+          <w:p/>
+        </w:tc>
+        <w:tc>
+          <w:tcPr>
+            <w:tcW w:type="dxa" w:w="2880"/>
+          </w:tcPr>
+          <w:p/>
+        </w:tc>
+      </w:tr>
+      <w:tr>
+        <w:tc>
+          <w:tcPr>
+            <w:tcW w:type="dxa" w:w="2880"/>
+          </w:tcPr>
+          <w:p/>
+        </w:tc>
+        <w:tc>
+          <w:tcPr>
+            <w:tcW w:type="dxa" w:w="2880"/>
+          </w:tcPr>
+          <w:p/>
+        </w:tc>
+        <w:tc>
+          <w:tcPr>
+            <w:tcW w:type="dxa" w:w="2880"/>
+          </w:tcPr>
+          <w:p/>
+        </w:tc>
+      </w:tr>
+      <w:tr>
+        <w:tc>
+          <w:tcPr>
+            <w:tcW w:type="dxa" w:w="2880"/>
+          </w:tcPr>
+          <w:p/>
+        </w:tc>
+        <w:tc>
+          <w:tcPr>
+            <w:tcW w:type="dxa" w:w="2880"/>
+          </w:tcPr>
+          <w:p/>
+        </w:tc>
+        <w:tc>
+          <w:tcPr>
+            <w:tcW w:type="dxa" w:w="2880"/>
+          </w:tcPr>
+          <w:p/>
+        </w:tc>
+      </w:tr>
+      <w:tr>
+        <w:tc>
+          <w:tcPr>
+            <w:tcW w:type="dxa" w:w="2880"/>
+          </w:tcPr>
+          <w:p/>
+        </w:tc>
+        <w:tc>
+          <w:tcPr>
+            <w:tcW w:type="dxa" w:w="2880"/>
+          </w:tcPr>
+          <w:p/>
+        </w:tc>
+        <w:tc>
+          <w:tcPr>
+            <w:tcW w:type="dxa" w:w="2880"/>
+          </w:tcPr>
+          <w:p/>
+        </w:tc>
+      </w:tr>
+    </w:tbl>
     <w:sectPr>
-      <w:titlePg w:val="1"/>
-      <w:headerReference w:type="default" r:id="rId9"/>
       <w:pgSz w:w="12240" w:h="15840"/>
       <w:pgMar w:top="1440" w:right="1800" w:bottom="1440" w:left="1800" w:header="720" w:footer="720" w:gutter="0"/>
       <w:cols w:space="720"/>
@@ -916,50 +850,6 @@
     </w:sectPr>
   </w:body>
 </w:document>
-</file>
-
-<file path=word/header1.xml><?xml version="1.0" encoding="utf-8"?>
-<w:hdr xmlns:m="http://schemas.openxmlformats.org/officeDocument/2006/math" xmlns:mc="http://schemas.openxmlformats.org/markup-compatibility/2006" xmlns:mo="http://schemas.microsoft.com/office/mac/office/2008/main" xmlns:mv="urn:schemas-microsoft-com:mac:vml" xmlns:o="urn:schemas-microsoft-com:office:office" xmlns:r="http://schemas.openxmlformats.org/officeDocument/2006/relationships" xmlns:v="urn:schemas-microsoft-com:vml" xmlns:w10="urn:schemas-microsoft-com:office:word" xmlns:w14="http://schemas.microsoft.com/office/word/2010/wordml" xmlns:w="http://schemas.openxmlformats.org/wordprocessingml/2006/main" xmlns:wne="http://schemas.microsoft.com/office/word/2006/wordml" xmlns:wp14="http://schemas.microsoft.com/office/word/2010/wordprocessingDrawing" xmlns:wp="http://schemas.openxmlformats.org/drawingml/2006/wordprocessingDrawing" xmlns:wpc="http://schemas.microsoft.com/office/word/2010/wordprocessingCanvas" xmlns:wpg="http://schemas.microsoft.com/office/word/2010/wordprocessingGroup" xmlns:wpi="http://schemas.microsoft.com/office/word/2010/wordprocessingInk" xmlns:wps="http://schemas.microsoft.com/office/word/2010/wordprocessingShape" mc:Ignorable="w14 wp14">
-  <w:p>
-    <w:pPr>
-      <w:jc w:val="right"/>
-    </w:pPr>
-    <w:r>
-      <w:rPr>
-        <w:sz w:val="20"/>
-      </w:rPr>
-      <w:t xml:space="preserve">СТУ ХХХХ-2024 СОП Ликвор Страница </w:t>
-      <w:fldChar w:fldCharType="begin"/>
-      <w:instrText> PAGE </w:instrText>
-      <w:fldChar w:fldCharType="separate"/>
-    </w:r>
-    <w:r>
-      <w:rPr>
-        <w:sz w:val="20"/>
-      </w:rPr>
-      <w:t>1</w:t>
-      <w:fldChar w:fldCharType="end"/>
-    </w:r>
-    <w:r>
-      <w:rPr>
-        <w:sz w:val="20"/>
-      </w:rPr>
-      <w:t xml:space="preserve"> из </w:t>
-    </w:r>
-    <w:r>
-      <w:fldChar w:fldCharType="begin"/>
-      <w:instrText> NUMPAGES </w:instrText>
-      <w:fldChar w:fldCharType="separate"/>
-    </w:r>
-    <w:r>
-      <w:rPr>
-        <w:sz w:val="20"/>
-      </w:rPr>
-      <w:t>1</w:t>
-      <w:fldChar w:fldCharType="end"/>
-    </w:r>
-  </w:p>
-</w:hdr>
 </file>
 
 <file path=word/numbering.xml><?xml version="1.0" encoding="utf-8"?>
@@ -1327,7 +1217,7 @@
     <w:rsid w:val="00FC693F"/>
     <w:rPr>
       <w:rFonts w:ascii="Times New Roman" w:hAnsi="Times New Roman"/>
-      <w:sz w:val="28"/>
+      <w:sz w:val="24"/>
     </w:rPr>
   </w:style>
   <w:style w:type="paragraph" w:styleId="Header">
